--- a/templates/INFORME_SUBASTA.docx
+++ b/templates/INFORME_SUBASTA.docx
@@ -2121,53 +2121,6 @@
           <w:rFonts w:ascii="Arial" w:eastAsia="Times New Roman" w:hAnsi="Arial" w:cs="Arial"/>
         </w:rPr>
       </w:pPr>
-      <w:r>
-        <w:rPr>
-          <w:rFonts w:ascii="Arial" w:eastAsia="Times New Roman" w:hAnsi="Arial" w:cs="Arial"/>
-          <w:noProof/>
-        </w:rPr>
-        <w:drawing>
-          <wp:inline distT="0" distB="0" distL="0" distR="0" wp14:anchorId="7BBE2DA4" wp14:editId="2B708D62">
-            <wp:extent cx="3953427" cy="1852548"/>
-            <wp:effectExtent l="0" t="0" r="9525" b="0"/>
-            <wp:docPr id="1" name="Imagen 1"/>
-            <wp:cNvGraphicFramePr>
-              <a:graphicFrameLocks xmlns:a="http://schemas.openxmlformats.org/drawingml/2006/main" noChangeAspect="1"/>
-            </wp:cNvGraphicFramePr>
-            <a:graphic xmlns:a="http://schemas.openxmlformats.org/drawingml/2006/main">
-              <a:graphicData uri="http://schemas.openxmlformats.org/drawingml/2006/picture">
-                <pic:pic xmlns:pic="http://schemas.openxmlformats.org/drawingml/2006/picture">
-                  <pic:nvPicPr>
-                    <pic:cNvPr id="1" name="Imagen 1"/>
-                    <pic:cNvPicPr/>
-                  </pic:nvPicPr>
-                  <pic:blipFill>
-                    <a:blip r:embed="rId7">
-                      <a:extLst>
-                        <a:ext uri="{28A0092B-C50C-407E-A947-70E740481C1C}">
-                          <a14:useLocalDpi xmlns:a14="http://schemas.microsoft.com/office/drawing/2010/main" val="0"/>
-                        </a:ext>
-                      </a:extLst>
-                    </a:blip>
-                    <a:stretch>
-                      <a:fillRect/>
-                    </a:stretch>
-                  </pic:blipFill>
-                  <pic:spPr>
-                    <a:xfrm>
-                      <a:off x="0" y="0"/>
-                      <a:ext cx="3953427" cy="1852548"/>
-                    </a:xfrm>
-                    <a:prstGeom prst="rect">
-                      <a:avLst/>
-                    </a:prstGeom>
-                  </pic:spPr>
-                </pic:pic>
-              </a:graphicData>
-            </a:graphic>
-          </wp:inline>
-        </w:drawing>
-      </w:r>
     </w:p>
     <w:p>
       <w:pPr>
@@ -2278,10 +2231,13 @@
           <w:highlight w:val="yellow"/>
           <w:lang w:eastAsia="es-CO"/>
         </w:rPr>
-        <w:t xml:space="preserve">En desarrollo de este proceso, se validó el contenido del informe </w:t>
-      </w:r>
-      <w:proofErr w:type="spellStart"/>
-      <w:r>
+        <w:t>En desarrollo de este proceso, se validó el contenido del informe valuatorio con fecha del 2 de julio de 2025, elaborado por un perito debidamente facultado. El informe incluyó, entre otros aspectos, la verificación de la localización, la extensión del terreno, los linderos, la disponibilidad de servicios públicos domiciliarios y las condiciones físicas generales del inmueble. Igualmente, se verificó la situación de ocupación del predio, con el fin de trasladar dicha información al eventual adquirente.</w:t>
+      </w:r>
+    </w:p>
+    <w:p>
+      <w:pPr>
+        <w:spacing w:before="100" w:beforeAutospacing="1" w:after="100" w:afterAutospacing="1"/>
+        <w:jc w:val="both"/>
         <w:rPr>
           <w:rFonts w:ascii="Arial" w:eastAsia="Times New Roman" w:hAnsi="Arial" w:cs="Arial"/>
           <w:color w:val="000000"/>
@@ -2290,9 +2246,7 @@
           <w:highlight w:val="yellow"/>
           <w:lang w:eastAsia="es-CO"/>
         </w:rPr>
-        <w:t>valuatorio</w:t>
-      </w:r>
-      <w:proofErr w:type="spellEnd"/>
+      </w:pPr>
       <w:r>
         <w:rPr>
           <w:rFonts w:ascii="Arial" w:eastAsia="Times New Roman" w:hAnsi="Arial" w:cs="Arial"/>
@@ -2302,9 +2256,13 @@
           <w:highlight w:val="yellow"/>
           <w:lang w:eastAsia="es-CO"/>
         </w:rPr>
-        <w:t xml:space="preserve"> con fecha del 2 de julio de 2025, elaborado por un perito debidamente facultado. El informe incluyó, entre otros aspectos, la verificación de la localización, la extensión del terreno, los linderos, la disponibilidad de servicios públicos domiciliarios y las condiciones físicas generales del inmueble. Igualmente, </w:t>
-      </w:r>
-      <w:r>
+        <w:t>Desde el punto de vista jurídico, mediante el memorando No. 20243020110503 de junio de 2025, se estableció que el inmueble cuenta con viabilidad jurídica para su enajenación. Por otro lado, se identificó que el inmueble reviste el carácter de activo NO SOCIAL, y su estado es cien por ciento extinto.</w:t>
+      </w:r>
+    </w:p>
+    <w:p>
+      <w:pPr>
+        <w:spacing w:before="100" w:beforeAutospacing="1" w:after="100" w:afterAutospacing="1"/>
+        <w:jc w:val="both"/>
         <w:rPr>
           <w:rFonts w:ascii="Arial" w:eastAsia="Times New Roman" w:hAnsi="Arial" w:cs="Arial"/>
           <w:color w:val="000000"/>
@@ -2313,14 +2271,8 @@
           <w:highlight w:val="yellow"/>
           <w:lang w:eastAsia="es-CO"/>
         </w:rPr>
-        <w:lastRenderedPageBreak/>
-        <w:t>se verificó la situación de ocupación del predio, con el fin de trasladar dicha información al eventual adquirente.</w:t>
-      </w:r>
-    </w:p>
-    <w:p>
-      <w:pPr>
-        <w:spacing w:before="100" w:beforeAutospacing="1" w:after="100" w:afterAutospacing="1"/>
-        <w:jc w:val="both"/>
+      </w:pPr>
+      <w:r>
         <w:rPr>
           <w:rFonts w:ascii="Arial" w:eastAsia="Times New Roman" w:hAnsi="Arial" w:cs="Arial"/>
           <w:color w:val="000000"/>
@@ -2329,6 +2281,20 @@
           <w:highlight w:val="yellow"/>
           <w:lang w:eastAsia="es-CO"/>
         </w:rPr>
+        <w:t>Como parte de la verificación registral, se efectuó una consulta a través de la Ventanilla Única de Registro de la Oficina de Registro de Instrumentos Públicos, con el propósito de constatar la inalterabilidad de la columna de tradición del folio de matrícula inmobiliaria.</w:t>
+      </w:r>
+    </w:p>
+    <w:p>
+      <w:pPr>
+        <w:spacing w:before="100" w:beforeAutospacing="1" w:after="100" w:afterAutospacing="1"/>
+        <w:jc w:val="both"/>
+        <w:rPr>
+          <w:rFonts w:ascii="Arial" w:eastAsia="Times New Roman" w:hAnsi="Arial" w:cs="Arial"/>
+          <w:color w:val="000000"/>
+          <w:sz w:val="21"/>
+          <w:szCs w:val="21"/>
+          <w:lang w:eastAsia="es-CO"/>
+        </w:rPr>
       </w:pPr>
       <w:r>
         <w:rPr>
@@ -2339,55 +2305,7 @@
           <w:highlight w:val="yellow"/>
           <w:lang w:eastAsia="es-CO"/>
         </w:rPr>
-        <w:t>Desde el punto de vista jurídico, mediante el memorando No. 20243020110503 de junio de 2025, se estableció que el inmueble cuenta con viabilidad jurídica para su enajenación. Por otro lado, se identificó que el inmueble reviste el carácter de activo NO SOCIAL, y su estado es cien por ciento extinto.</w:t>
-      </w:r>
-    </w:p>
-    <w:p>
-      <w:pPr>
-        <w:spacing w:before="100" w:beforeAutospacing="1" w:after="100" w:afterAutospacing="1"/>
-        <w:jc w:val="both"/>
-        <w:rPr>
-          <w:rFonts w:ascii="Arial" w:eastAsia="Times New Roman" w:hAnsi="Arial" w:cs="Arial"/>
-          <w:color w:val="000000"/>
-          <w:sz w:val="21"/>
-          <w:szCs w:val="21"/>
-          <w:highlight w:val="yellow"/>
-          <w:lang w:eastAsia="es-CO"/>
-        </w:rPr>
-      </w:pPr>
-      <w:r>
-        <w:rPr>
-          <w:rFonts w:ascii="Arial" w:eastAsia="Times New Roman" w:hAnsi="Arial" w:cs="Arial"/>
-          <w:color w:val="000000"/>
-          <w:sz w:val="21"/>
-          <w:szCs w:val="21"/>
-          <w:highlight w:val="yellow"/>
-          <w:lang w:eastAsia="es-CO"/>
-        </w:rPr>
-        <w:t>Como parte de la verificación registral, se efectuó una consulta a través de la Ventanilla Única de Registro de la Oficina de Registro de Instrumentos Públicos, con el propósito de constatar la inalterabilidad de la columna de tradición del folio de matrícula inmobiliaria.</w:t>
-      </w:r>
-    </w:p>
-    <w:p>
-      <w:pPr>
-        <w:spacing w:before="100" w:beforeAutospacing="1" w:after="100" w:afterAutospacing="1"/>
-        <w:jc w:val="both"/>
-        <w:rPr>
-          <w:rFonts w:ascii="Arial" w:eastAsia="Times New Roman" w:hAnsi="Arial" w:cs="Arial"/>
-          <w:color w:val="000000"/>
-          <w:sz w:val="21"/>
-          <w:szCs w:val="21"/>
-          <w:lang w:eastAsia="es-CO"/>
-        </w:rPr>
-      </w:pPr>
-      <w:r>
-        <w:rPr>
-          <w:rFonts w:ascii="Arial" w:eastAsia="Times New Roman" w:hAnsi="Arial" w:cs="Arial"/>
-          <w:color w:val="000000"/>
-          <w:sz w:val="21"/>
-          <w:szCs w:val="21"/>
-          <w:highlight w:val="yellow"/>
-          <w:lang w:eastAsia="es-CO"/>
-        </w:rPr>
+        <w:lastRenderedPageBreak/>
         <w:t>Esta revisión permitió establecer que el inmueble tiene la medida cautelar de embargo y la suspensión del poder dispositivo y la autorización de enajenación temprana, ambas inscripciones realizadas de conformidad con lo dispuesto en la ley 1708 de 2014 (Código de Extinción de Dominio), contenidos en las anotaciones No. 13 y 15 del folio de matrícula inmobiliaria.</w:t>
       </w:r>
     </w:p>
@@ -2724,9 +2642,8 @@
           <w:szCs w:val="21"/>
           <w:lang w:eastAsia="es-CO"/>
         </w:rPr>
-        <w:t xml:space="preserve">Principales </w:t>
-      </w:r>
-      <w:proofErr w:type="spellStart"/>
+        <w:t>Principales insights:</w:t>
+      </w:r>
       <w:r>
         <w:rPr>
           <w:rFonts w:ascii="Arial" w:eastAsia="Times New Roman" w:hAnsi="Arial" w:cs="Arial"/>
@@ -2736,9 +2653,18 @@
           <w:szCs w:val="21"/>
           <w:lang w:eastAsia="es-CO"/>
         </w:rPr>
-        <w:t>insights</w:t>
-      </w:r>
-      <w:proofErr w:type="spellEnd"/>
+        <w:br/>
+      </w:r>
+      <w:r>
+        <w:rPr>
+          <w:rFonts w:ascii="Arial" w:eastAsia="Times New Roman" w:hAnsi="Arial" w:cs="Arial"/>
+          <w:sz w:val="21"/>
+          <w:szCs w:val="21"/>
+          <w:lang w:eastAsia="es-CO"/>
+        </w:rPr>
+        <w:br/>
+        <w:t xml:space="preserve">El mensaje informativo y educativo sobre la </w:t>
+      </w:r>
       <w:r>
         <w:rPr>
           <w:rFonts w:ascii="Arial" w:eastAsia="Times New Roman" w:hAnsi="Arial" w:cs="Arial"/>
@@ -2748,7 +2674,16 @@
           <w:szCs w:val="21"/>
           <w:lang w:eastAsia="es-CO"/>
         </w:rPr>
-        <w:t>:</w:t>
+        <w:t>SAE</w:t>
+      </w:r>
+      <w:r>
+        <w:rPr>
+          <w:rFonts w:ascii="Arial" w:eastAsia="Times New Roman" w:hAnsi="Arial" w:cs="Arial"/>
+          <w:sz w:val="21"/>
+          <w:szCs w:val="21"/>
+          <w:lang w:eastAsia="es-CO"/>
+        </w:rPr>
+        <w:t xml:space="preserve"> generó un alto interés en el público, logrando un costo bajo por visita y una excelente frecuencia. Este resultado confirma la efectividad de los contenidos que combinan </w:t>
       </w:r>
       <w:r>
         <w:rPr>
@@ -2759,47 +2694,6 @@
           <w:szCs w:val="21"/>
           <w:lang w:eastAsia="es-CO"/>
         </w:rPr>
-        <w:br/>
-      </w:r>
-      <w:r>
-        <w:rPr>
-          <w:rFonts w:ascii="Arial" w:eastAsia="Times New Roman" w:hAnsi="Arial" w:cs="Arial"/>
-          <w:sz w:val="21"/>
-          <w:szCs w:val="21"/>
-          <w:lang w:eastAsia="es-CO"/>
-        </w:rPr>
-        <w:br/>
-        <w:t xml:space="preserve">El mensaje informativo y educativo sobre la </w:t>
-      </w:r>
-      <w:r>
-        <w:rPr>
-          <w:rFonts w:ascii="Arial" w:eastAsia="Times New Roman" w:hAnsi="Arial" w:cs="Arial"/>
-          <w:b/>
-          <w:bCs/>
-          <w:sz w:val="21"/>
-          <w:szCs w:val="21"/>
-          <w:lang w:eastAsia="es-CO"/>
-        </w:rPr>
-        <w:t>SAE</w:t>
-      </w:r>
-      <w:r>
-        <w:rPr>
-          <w:rFonts w:ascii="Arial" w:eastAsia="Times New Roman" w:hAnsi="Arial" w:cs="Arial"/>
-          <w:sz w:val="21"/>
-          <w:szCs w:val="21"/>
-          <w:lang w:eastAsia="es-CO"/>
-        </w:rPr>
-        <w:t xml:space="preserve"> generó un alto interés en el público, logrando un costo bajo por visita y una excelente frecuencia. Este resultado confirma la efectividad de los contenidos que combinan </w:t>
-      </w:r>
-      <w:r>
-        <w:rPr>
-          <w:rFonts w:ascii="Arial" w:eastAsia="Times New Roman" w:hAnsi="Arial" w:cs="Arial"/>
-          <w:b/>
-          <w:bCs/>
-          <w:sz w:val="21"/>
-          <w:szCs w:val="21"/>
-          <w:lang w:eastAsia="es-CO"/>
-        </w:rPr>
         <w:t>educación + oportunidad de inversión</w:t>
       </w:r>
       <w:r>
@@ -2828,105 +2722,10 @@
       <w:pPr>
         <w:divId w:val="2092654707"/>
         <w:rPr>
-          <w:rFonts w:ascii="Arial" w:eastAsia="Times New Roman" w:hAnsi="Arial" w:cs="Arial"/>
-          <w:color w:val="000000"/>
-          <w:sz w:val="22"/>
-          <w:szCs w:val="22"/>
-        </w:rPr>
-      </w:pPr>
-      <w:r>
-        <w:rPr>
-          <w:rFonts w:ascii="Arial" w:eastAsia="Times New Roman" w:hAnsi="Arial" w:cs="Arial"/>
-          <w:color w:val="000000"/>
-          <w:sz w:val="22"/>
-          <w:szCs w:val="22"/>
-        </w:rPr>
-        <w:t xml:space="preserve">Adicionalmente durante el periodo del cronograma de subasta el sitio web recibió más de </w:t>
-      </w:r>
-      <w:r>
-        <w:rPr>
-          <w:rFonts w:ascii="Arial" w:eastAsia="Times New Roman" w:hAnsi="Arial" w:cs="Arial"/>
-          <w:color w:val="000000"/>
-          <w:sz w:val="18"/>
-          <w:szCs w:val="18"/>
-        </w:rPr>
-        <w:t>16.930</w:t>
-      </w:r>
-      <w:r>
-        <w:rPr>
-          <w:rFonts w:ascii="Arial" w:eastAsia="Times New Roman" w:hAnsi="Arial" w:cs="Arial"/>
-          <w:color w:val="000000"/>
-          <w:sz w:val="18"/>
-          <w:szCs w:val="18"/>
-        </w:rPr>
-        <w:t xml:space="preserve"> </w:t>
-      </w:r>
-      <w:r>
-        <w:rPr>
-          <w:rFonts w:ascii="Arial" w:eastAsia="Times New Roman" w:hAnsi="Arial" w:cs="Arial"/>
-          <w:color w:val="000000"/>
-          <w:sz w:val="22"/>
-          <w:szCs w:val="22"/>
-        </w:rPr>
-        <w:t xml:space="preserve">visitas de las cuales nuestros filtros de seguridad excluyeron </w:t>
-      </w:r>
-      <w:r>
-        <w:rPr>
-          <w:rFonts w:ascii="Arial" w:eastAsia="Times New Roman" w:hAnsi="Arial" w:cs="Arial"/>
-          <w:color w:val="000000"/>
-          <w:sz w:val="18"/>
-          <w:szCs w:val="18"/>
-        </w:rPr>
-        <w:t xml:space="preserve">2115 </w:t>
-      </w:r>
-      <w:r>
-        <w:rPr>
-          <w:rFonts w:ascii="Arial" w:eastAsia="Times New Roman" w:hAnsi="Arial" w:cs="Arial"/>
-          <w:color w:val="000000"/>
-          <w:sz w:val="22"/>
-          <w:szCs w:val="22"/>
-        </w:rPr>
-        <w:t xml:space="preserve">sesiones de </w:t>
-      </w:r>
-      <w:proofErr w:type="spellStart"/>
-      <w:r>
-        <w:rPr>
-          <w:rFonts w:ascii="Arial" w:eastAsia="Times New Roman" w:hAnsi="Arial" w:cs="Arial"/>
-          <w:color w:val="000000"/>
-          <w:sz w:val="22"/>
-          <w:szCs w:val="22"/>
-        </w:rPr>
-        <w:t>bots</w:t>
-      </w:r>
-      <w:proofErr w:type="spellEnd"/>
-      <w:r>
-        <w:rPr>
-          <w:rFonts w:ascii="Arial" w:eastAsia="Times New Roman" w:hAnsi="Arial" w:cs="Arial"/>
-          <w:color w:val="000000"/>
-          <w:sz w:val="22"/>
-          <w:szCs w:val="22"/>
-        </w:rPr>
-        <w:t>.</w:t>
-      </w:r>
-    </w:p>
-    <w:p>
-      <w:pPr>
-        <w:divId w:val="2092654707"/>
-        <w:rPr>
-          <w:rFonts w:ascii="Arial" w:eastAsia="Times New Roman" w:hAnsi="Arial" w:cs="Arial"/>
-          <w:color w:val="000000"/>
-          <w:sz w:val="22"/>
-          <w:szCs w:val="22"/>
-        </w:rPr>
-      </w:pPr>
-    </w:p>
-    <w:p>
-      <w:pPr>
-        <w:divId w:val="2092654707"/>
-        <w:rPr>
           <w:rFonts w:ascii="Segoe UI" w:eastAsia="Times New Roman" w:hAnsi="Segoe UI" w:cs="Segoe UI"/>
           <w:sz w:val="21"/>
           <w:szCs w:val="21"/>
+          <w:highlight w:val="yellow"/>
           <w:lang w:eastAsia="es-CO"/>
         </w:rPr>
       </w:pPr>
@@ -2938,6 +2737,7 @@
           <w:rFonts w:ascii="Segoe UI" w:eastAsia="Times New Roman" w:hAnsi="Segoe UI" w:cs="Segoe UI"/>
           <w:sz w:val="21"/>
           <w:szCs w:val="21"/>
+          <w:highlight w:val="yellow"/>
           <w:lang w:eastAsia="es-CO"/>
         </w:rPr>
       </w:pPr>
@@ -2945,62 +2745,24 @@
     <w:p>
       <w:pPr>
         <w:divId w:val="2092654707"/>
-      </w:pPr>
-      <w:r>
-        <w:rPr>
-          <w:noProof/>
-        </w:rPr>
-        <w:drawing>
-          <wp:inline distT="0" distB="0" distL="0" distR="0" wp14:anchorId="797DBEFF" wp14:editId="258AAE43">
-            <wp:extent cx="5619750" cy="2465060"/>
-            <wp:effectExtent l="0" t="0" r="0" b="0"/>
-            <wp:docPr id="26161881" name="drawing"/>
-            <wp:cNvGraphicFramePr>
-              <a:graphicFrameLocks xmlns:a="http://schemas.openxmlformats.org/drawingml/2006/main" noChangeAspect="1"/>
-            </wp:cNvGraphicFramePr>
-            <a:graphic xmlns:a="http://schemas.openxmlformats.org/drawingml/2006/main">
-              <a:graphicData uri="http://schemas.openxmlformats.org/drawingml/2006/picture">
-                <pic:pic xmlns:pic="http://schemas.openxmlformats.org/drawingml/2006/picture">
-                  <pic:nvPicPr>
-                    <pic:cNvPr id="26161881" name="drawing"/>
-                    <pic:cNvPicPr/>
-                  </pic:nvPicPr>
-                  <pic:blipFill>
-                    <a:blip r:embed="rId8" cstate="print">
-                      <a:extLst>
-                        <a:ext uri="{28A0092B-C50C-407E-A947-70E740481C1C}">
-                          <a14:useLocalDpi xmlns:a14="http://schemas.microsoft.com/office/drawing/2010/main" val="0"/>
-                        </a:ext>
-                      </a:extLst>
-                    </a:blip>
-                    <a:stretch>
-                      <a:fillRect/>
-                    </a:stretch>
-                  </pic:blipFill>
-                  <pic:spPr>
-                    <a:xfrm>
-                      <a:off x="0" y="0"/>
-                      <a:ext cx="5619750" cy="2465060"/>
-                    </a:xfrm>
-                    <a:prstGeom prst="rect">
-                      <a:avLst/>
-                    </a:prstGeom>
-                  </pic:spPr>
-                </pic:pic>
-              </a:graphicData>
-            </a:graphic>
-          </wp:inline>
-        </w:drawing>
-      </w:r>
+        <w:rPr>
+          <w:rFonts w:ascii="Segoe UI" w:eastAsia="Times New Roman" w:hAnsi="Segoe UI" w:cs="Segoe UI"/>
+          <w:sz w:val="21"/>
+          <w:szCs w:val="21"/>
+          <w:highlight w:val="yellow"/>
+          <w:lang w:eastAsia="es-CO"/>
+        </w:rPr>
+      </w:pPr>
     </w:p>
     <w:p>
       <w:pPr>
         <w:divId w:val="2092654707"/>
         <w:rPr>
-          <w:rFonts w:ascii="Arial" w:eastAsia="Times New Roman" w:hAnsi="Arial" w:cs="Arial"/>
-          <w:color w:val="000000"/>
-          <w:sz w:val="22"/>
-          <w:szCs w:val="22"/>
+          <w:rFonts w:ascii="Segoe UI" w:eastAsia="Times New Roman" w:hAnsi="Segoe UI" w:cs="Segoe UI"/>
+          <w:sz w:val="21"/>
+          <w:szCs w:val="21"/>
+          <w:highlight w:val="yellow"/>
+          <w:lang w:eastAsia="es-CO"/>
         </w:rPr>
       </w:pPr>
     </w:p>
@@ -3008,20 +2770,81 @@
       <w:pPr>
         <w:divId w:val="2092654707"/>
         <w:rPr>
-          <w:rFonts w:ascii="Arial" w:eastAsia="Times New Roman" w:hAnsi="Arial" w:cs="Arial"/>
-          <w:color w:val="000000"/>
-          <w:sz w:val="22"/>
-          <w:szCs w:val="22"/>
-        </w:rPr>
-      </w:pPr>
-      <w:r>
-        <w:rPr>
-          <w:rFonts w:ascii="Arial" w:eastAsia="Times New Roman" w:hAnsi="Arial" w:cs="Arial"/>
-          <w:color w:val="000000"/>
-          <w:sz w:val="22"/>
-          <w:szCs w:val="22"/>
-        </w:rPr>
-        <w:t>La URL del</w:t>
+          <w:rFonts w:ascii="Segoe UI" w:eastAsia="Times New Roman" w:hAnsi="Segoe UI" w:cs="Segoe UI"/>
+          <w:sz w:val="21"/>
+          <w:szCs w:val="21"/>
+          <w:highlight w:val="yellow"/>
+          <w:lang w:eastAsia="es-CO"/>
+        </w:rPr>
+      </w:pPr>
+    </w:p>
+    <w:p>
+      <w:pPr>
+        <w:divId w:val="2092654707"/>
+        <w:rPr>
+          <w:rFonts w:ascii="Segoe UI" w:eastAsia="Times New Roman" w:hAnsi="Segoe UI" w:cs="Segoe UI"/>
+          <w:sz w:val="21"/>
+          <w:szCs w:val="21"/>
+          <w:highlight w:val="yellow"/>
+          <w:lang w:eastAsia="es-CO"/>
+        </w:rPr>
+      </w:pPr>
+    </w:p>
+    <w:p>
+      <w:pPr>
+        <w:divId w:val="2092654707"/>
+        <w:rPr>
+          <w:rFonts w:ascii="Segoe UI" w:eastAsia="Times New Roman" w:hAnsi="Segoe UI" w:cs="Segoe UI"/>
+          <w:sz w:val="21"/>
+          <w:szCs w:val="21"/>
+          <w:highlight w:val="yellow"/>
+          <w:lang w:eastAsia="es-CO"/>
+        </w:rPr>
+      </w:pPr>
+    </w:p>
+    <w:p>
+      <w:pPr>
+        <w:divId w:val="2092654707"/>
+        <w:rPr>
+          <w:rFonts w:ascii="Segoe UI" w:eastAsia="Times New Roman" w:hAnsi="Segoe UI" w:cs="Segoe UI"/>
+          <w:sz w:val="21"/>
+          <w:szCs w:val="21"/>
+          <w:highlight w:val="yellow"/>
+          <w:lang w:eastAsia="es-CO"/>
+        </w:rPr>
+      </w:pPr>
+    </w:p>
+    <w:p>
+      <w:pPr>
+        <w:divId w:val="2092654707"/>
+        <w:rPr>
+          <w:rFonts w:ascii="Segoe UI" w:eastAsia="Times New Roman" w:hAnsi="Segoe UI" w:cs="Segoe UI"/>
+          <w:sz w:val="21"/>
+          <w:szCs w:val="21"/>
+          <w:highlight w:val="yellow"/>
+          <w:lang w:eastAsia="es-CO"/>
+        </w:rPr>
+      </w:pPr>
+    </w:p>
+    <w:p>
+      <w:pPr>
+        <w:divId w:val="2092654707"/>
+        <w:rPr>
+          <w:rFonts w:ascii="Arial" w:eastAsia="Times New Roman" w:hAnsi="Arial" w:cs="Arial"/>
+          <w:color w:val="000000"/>
+          <w:sz w:val="22"/>
+          <w:szCs w:val="22"/>
+        </w:rPr>
+      </w:pPr>
+      <w:r>
+        <w:rPr>
+          <w:rFonts w:ascii="Arial" w:eastAsia="Times New Roman" w:hAnsi="Arial" w:cs="Arial"/>
+          <w:color w:val="000000"/>
+          <w:sz w:val="22"/>
+          <w:szCs w:val="22"/>
+        </w:rPr>
+        <w:lastRenderedPageBreak/>
+        <w:t xml:space="preserve">Adicionalmente durante el periodo del cronograma de subasta el sitio web recibió más de </w:t>
       </w:r>
       <w:r>
         <w:rPr>
@@ -3030,6 +2853,131 @@
           <w:sz w:val="18"/>
           <w:szCs w:val="18"/>
         </w:rPr>
+        <w:t>##</w:t>
+      </w:r>
+      <w:r>
+        <w:rPr>
+          <w:rFonts w:ascii="Arial" w:eastAsia="Times New Roman" w:hAnsi="Arial" w:cs="Arial"/>
+          <w:color w:val="000000"/>
+          <w:sz w:val="18"/>
+          <w:szCs w:val="18"/>
+        </w:rPr>
+        <w:t>cantidad</w:t>
+      </w:r>
+      <w:r>
+        <w:rPr>
+          <w:rFonts w:ascii="Arial" w:eastAsia="Times New Roman" w:hAnsi="Arial" w:cs="Arial"/>
+          <w:color w:val="000000"/>
+          <w:sz w:val="18"/>
+          <w:szCs w:val="18"/>
+        </w:rPr>
+        <w:t>##</w:t>
+      </w:r>
+      <w:r>
+        <w:rPr>
+          <w:rFonts w:ascii="Arial" w:eastAsia="Times New Roman" w:hAnsi="Arial" w:cs="Arial"/>
+          <w:color w:val="000000"/>
+          <w:sz w:val="18"/>
+          <w:szCs w:val="18"/>
+        </w:rPr>
+        <w:t xml:space="preserve"> </w:t>
+      </w:r>
+      <w:r>
+        <w:rPr>
+          <w:rFonts w:ascii="Arial" w:eastAsia="Times New Roman" w:hAnsi="Arial" w:cs="Arial"/>
+          <w:color w:val="000000"/>
+          <w:sz w:val="22"/>
+          <w:szCs w:val="22"/>
+        </w:rPr>
+        <w:t xml:space="preserve">visitas de las cuales nuestros filtros de seguridad excluyeron </w:t>
+      </w:r>
+      <w:r>
+        <w:rPr>
+          <w:rFonts w:ascii="Arial" w:eastAsia="Times New Roman" w:hAnsi="Arial" w:cs="Arial"/>
+          <w:color w:val="000000"/>
+          <w:sz w:val="18"/>
+          <w:szCs w:val="18"/>
+        </w:rPr>
+        <w:t>##cantidad_sesiones##</w:t>
+      </w:r>
+      <w:r>
+        <w:rPr>
+          <w:rFonts w:ascii="Arial" w:eastAsia="Times New Roman" w:hAnsi="Arial" w:cs="Arial"/>
+          <w:color w:val="000000"/>
+          <w:sz w:val="18"/>
+          <w:szCs w:val="18"/>
+        </w:rPr>
+        <w:t xml:space="preserve"> </w:t>
+      </w:r>
+      <w:r>
+        <w:rPr>
+          <w:rFonts w:ascii="Arial" w:eastAsia="Times New Roman" w:hAnsi="Arial" w:cs="Arial"/>
+          <w:color w:val="000000"/>
+          <w:sz w:val="22"/>
+          <w:szCs w:val="22"/>
+        </w:rPr>
+        <w:t>sesiones de bots.</w:t>
+      </w:r>
+    </w:p>
+    <w:p>
+      <w:pPr>
+        <w:divId w:val="2092654707"/>
+        <w:rPr>
+          <w:rFonts w:ascii="Arial" w:eastAsia="Times New Roman" w:hAnsi="Arial" w:cs="Arial"/>
+          <w:color w:val="000000"/>
+          <w:sz w:val="22"/>
+          <w:szCs w:val="22"/>
+        </w:rPr>
+      </w:pPr>
+    </w:p>
+    <w:p>
+      <w:pPr>
+        <w:divId w:val="2092654707"/>
+      </w:pPr>
+      <w:r>
+        <w:rPr>
+          <w:noProof/>
+        </w:rPr>
+        <w:t>##foto_clarity##</w:t>
+      </w:r>
+    </w:p>
+    <w:p>
+      <w:pPr>
+        <w:divId w:val="2092654707"/>
+        <w:rPr>
+          <w:rFonts w:ascii="Arial" w:eastAsia="Times New Roman" w:hAnsi="Arial" w:cs="Arial"/>
+          <w:color w:val="000000"/>
+          <w:sz w:val="22"/>
+          <w:szCs w:val="22"/>
+        </w:rPr>
+      </w:pPr>
+    </w:p>
+    <w:p>
+      <w:pPr>
+        <w:divId w:val="2092654707"/>
+        <w:rPr>
+          <w:rFonts w:ascii="Arial" w:eastAsia="Times New Roman" w:hAnsi="Arial" w:cs="Arial"/>
+          <w:color w:val="000000"/>
+          <w:sz w:val="22"/>
+          <w:szCs w:val="22"/>
+        </w:rPr>
+      </w:pPr>
+      <w:r>
+        <w:rPr>
+          <w:rFonts w:ascii="Arial" w:eastAsia="Times New Roman" w:hAnsi="Arial" w:cs="Arial"/>
+          <w:color w:val="000000"/>
+          <w:sz w:val="22"/>
+          <w:szCs w:val="22"/>
+        </w:rPr>
+        <w:t>La URL del</w:t>
+      </w:r>
+      <w:r>
+        <w:rPr>
+          <w:rFonts w:ascii="Arial" w:eastAsia="Times New Roman" w:hAnsi="Arial" w:cs="Arial"/>
+          <w:color w:val="000000"/>
+          <w:sz w:val="18"/>
+          <w:szCs w:val="18"/>
+        </w:rPr>
         <w:t xml:space="preserve"> ##url_pagina##</w:t>
       </w:r>
       <w:r>
@@ -3069,7 +3017,34 @@
           <w:sz w:val="22"/>
           <w:szCs w:val="22"/>
         </w:rPr>
-        <w:t xml:space="preserve">40 </w:t>
+        <w:t>##</w:t>
+      </w:r>
+      <w:r>
+        <w:rPr>
+          <w:rFonts w:ascii="Arial" w:eastAsia="Times New Roman" w:hAnsi="Arial" w:cs="Arial"/>
+          <w:color w:val="000000"/>
+          <w:sz w:val="22"/>
+          <w:szCs w:val="22"/>
+        </w:rPr>
+        <w:t>cantidad</w:t>
+      </w:r>
+      <w:r>
+        <w:rPr>
+          <w:rFonts w:ascii="Arial" w:eastAsia="Times New Roman" w:hAnsi="Arial" w:cs="Arial"/>
+          <w:color w:val="000000"/>
+          <w:sz w:val="22"/>
+          <w:szCs w:val="22"/>
+        </w:rPr>
+        <w:t>_url##</w:t>
+      </w:r>
+      <w:r>
+        <w:rPr>
+          <w:rFonts w:ascii="Arial" w:eastAsia="Times New Roman" w:hAnsi="Arial" w:cs="Arial"/>
+          <w:color w:val="000000"/>
+          <w:sz w:val="22"/>
+          <w:szCs w:val="22"/>
+        </w:rPr>
+        <w:t xml:space="preserve"> </w:t>
       </w:r>
       <w:r>
         <w:rPr>
@@ -3147,47 +3122,7 @@
           <w:sz w:val="22"/>
           <w:szCs w:val="22"/>
         </w:rPr>
-        <w:drawing>
-          <wp:inline distT="0" distB="0" distL="0" distR="0" wp14:anchorId="211BCFF9" wp14:editId="669AB4EE">
-            <wp:extent cx="3924754" cy="1802354"/>
-            <wp:effectExtent l="0" t="0" r="0" b="7620"/>
-            <wp:docPr id="1341908049" name="Imagen 2"/>
-            <wp:cNvGraphicFramePr>
-              <a:graphicFrameLocks xmlns:a="http://schemas.openxmlformats.org/drawingml/2006/main" noChangeAspect="1"/>
-            </wp:cNvGraphicFramePr>
-            <a:graphic xmlns:a="http://schemas.openxmlformats.org/drawingml/2006/main">
-              <a:graphicData uri="http://schemas.openxmlformats.org/drawingml/2006/picture">
-                <pic:pic xmlns:pic="http://schemas.openxmlformats.org/drawingml/2006/picture">
-                  <pic:nvPicPr>
-                    <pic:cNvPr id="1341908049" name="Imagen 2"/>
-                    <pic:cNvPicPr/>
-                  </pic:nvPicPr>
-                  <pic:blipFill>
-                    <a:blip r:embed="rId9">
-                      <a:extLst>
-                        <a:ext uri="{28A0092B-C50C-407E-A947-70E740481C1C}">
-                          <a14:useLocalDpi xmlns:a14="http://schemas.microsoft.com/office/drawing/2010/main" val="0"/>
-                        </a:ext>
-                      </a:extLst>
-                    </a:blip>
-                    <a:stretch>
-                      <a:fillRect/>
-                    </a:stretch>
-                  </pic:blipFill>
-                  <pic:spPr>
-                    <a:xfrm>
-                      <a:off x="0" y="0"/>
-                      <a:ext cx="3924754" cy="1802354"/>
-                    </a:xfrm>
-                    <a:prstGeom prst="rect">
-                      <a:avLst/>
-                    </a:prstGeom>
-                  </pic:spPr>
-                </pic:pic>
-              </a:graphicData>
-            </a:graphic>
-          </wp:inline>
-        </w:drawing>
+        <w:t>##foto_clarity_url##</w:t>
       </w:r>
     </w:p>
     <w:p>
@@ -3234,77 +3169,7 @@
           <w:sz w:val="22"/>
           <w:szCs w:val="22"/>
         </w:rPr>
-        <w:t xml:space="preserve">La plataforma ACTIBID ha implementado un sistema integral de subastas de inmuebles que garantiza la transparencia y trazabilidad completa del proceso. El sistema registra automáticamente todas las operaciones mediante un esquema de auditoría robusto que </w:t>
-      </w:r>
-      <w:r>
-        <w:rPr>
-          <w:rFonts w:ascii="Arial" w:eastAsia="Times New Roman" w:hAnsi="Arial" w:cs="Arial"/>
-          <w:color w:val="000000"/>
-          <w:sz w:val="22"/>
-          <w:szCs w:val="22"/>
-        </w:rPr>
-        <w:lastRenderedPageBreak/>
-        <w:t xml:space="preserve">captura cada puja realizada, incluyendo </w:t>
-      </w:r>
-      <w:proofErr w:type="spellStart"/>
-      <w:r>
-        <w:rPr>
-          <w:rFonts w:ascii="Arial" w:eastAsia="Times New Roman" w:hAnsi="Arial" w:cs="Arial"/>
-          <w:color w:val="000000"/>
-          <w:sz w:val="22"/>
-          <w:szCs w:val="22"/>
-        </w:rPr>
-        <w:t>timestamp</w:t>
-      </w:r>
-      <w:proofErr w:type="spellEnd"/>
-      <w:r>
-        <w:rPr>
-          <w:rFonts w:ascii="Arial" w:eastAsia="Times New Roman" w:hAnsi="Arial" w:cs="Arial"/>
-          <w:color w:val="000000"/>
-          <w:sz w:val="22"/>
-          <w:szCs w:val="22"/>
-        </w:rPr>
-        <w:t xml:space="preserve"> exacto, dirección IP, </w:t>
-      </w:r>
-      <w:proofErr w:type="spellStart"/>
-      <w:r>
-        <w:rPr>
-          <w:rFonts w:ascii="Arial" w:eastAsia="Times New Roman" w:hAnsi="Arial" w:cs="Arial"/>
-          <w:color w:val="000000"/>
-          <w:sz w:val="22"/>
-          <w:szCs w:val="22"/>
-        </w:rPr>
-        <w:t>user</w:t>
-      </w:r>
-      <w:proofErr w:type="spellEnd"/>
-      <w:r>
-        <w:rPr>
-          <w:rFonts w:ascii="Arial" w:eastAsia="Times New Roman" w:hAnsi="Arial" w:cs="Arial"/>
-          <w:color w:val="000000"/>
-          <w:sz w:val="22"/>
-          <w:szCs w:val="22"/>
-        </w:rPr>
-        <w:t xml:space="preserve"> </w:t>
-      </w:r>
-      <w:proofErr w:type="spellStart"/>
-      <w:r>
-        <w:rPr>
-          <w:rFonts w:ascii="Arial" w:eastAsia="Times New Roman" w:hAnsi="Arial" w:cs="Arial"/>
-          <w:color w:val="000000"/>
-          <w:sz w:val="22"/>
-          <w:szCs w:val="22"/>
-        </w:rPr>
-        <w:t>agent</w:t>
-      </w:r>
-      <w:proofErr w:type="spellEnd"/>
-      <w:r>
-        <w:rPr>
-          <w:rFonts w:ascii="Arial" w:eastAsia="Times New Roman" w:hAnsi="Arial" w:cs="Arial"/>
-          <w:color w:val="000000"/>
-          <w:sz w:val="22"/>
-          <w:szCs w:val="22"/>
-        </w:rPr>
-        <w:t>, y datos del participante.</w:t>
+        <w:t>La plataforma ACTIBID ha implementado un sistema integral de subastas de inmuebles que garantiza la transparencia y trazabilidad completa del proceso. El sistema registra automáticamente todas las operaciones mediante un esquema de auditoría robusto que captura cada puja realizada, incluyendo timestamp exacto, dirección IP, user agent, y datos del participante.</w:t>
       </w:r>
     </w:p>
     <w:p>
@@ -3370,27 +3235,7 @@
           <w:sz w:val="22"/>
           <w:szCs w:val="22"/>
         </w:rPr>
-        <w:t xml:space="preserve">Todas las pujas son validadas mediante </w:t>
-      </w:r>
-      <w:proofErr w:type="spellStart"/>
-      <w:r>
-        <w:rPr>
-          <w:rFonts w:ascii="Arial" w:eastAsia="Times New Roman" w:hAnsi="Arial" w:cs="Arial"/>
-          <w:color w:val="000000"/>
-          <w:sz w:val="22"/>
-          <w:szCs w:val="22"/>
-        </w:rPr>
-        <w:t>triggers</w:t>
-      </w:r>
-      <w:proofErr w:type="spellEnd"/>
-      <w:r>
-        <w:rPr>
-          <w:rFonts w:ascii="Arial" w:eastAsia="Times New Roman" w:hAnsi="Arial" w:cs="Arial"/>
-          <w:color w:val="000000"/>
-          <w:sz w:val="22"/>
-          <w:szCs w:val="22"/>
-        </w:rPr>
-        <w:t xml:space="preserve"> de base de datos que garantizan integridad transaccional, mientras que el sistema de mensajería asíncrona asegura la disponibilidad continua. La plataforma ha funcionado sin presentar fallas técnicas durante el desarrollo de las subastas, manteniendo la integridad de los datos y la transparencia del proceso mediante registros auditables de cada operación realizada.</w:t>
+        <w:t>Todas las pujas son validadas mediante triggers de base de datos que garantizan integridad transaccional, mientras que el sistema de mensajería asíncrona asegura la disponibilidad continua. La plataforma ha funcionado sin presentar fallas técnicas durante el desarrollo de las subastas, manteniendo la integridad de los datos y la transparencia del proceso mediante registros auditables de cada operación realizada.</w:t>
       </w:r>
     </w:p>
     <w:p>
@@ -3495,27 +3340,7 @@
           <w:sz w:val="22"/>
           <w:szCs w:val="22"/>
         </w:rPr>
-        <w:t xml:space="preserve">Cobertura de Auditoría: 204 </w:t>
-      </w:r>
-      <w:proofErr w:type="spellStart"/>
-      <w:r>
-        <w:rPr>
-          <w:rFonts w:ascii="Arial" w:eastAsia="Times New Roman" w:hAnsi="Arial" w:cs="Arial"/>
-          <w:color w:val="000000"/>
-          <w:sz w:val="22"/>
-          <w:szCs w:val="22"/>
-        </w:rPr>
-        <w:t>triggers</w:t>
-      </w:r>
-      <w:proofErr w:type="spellEnd"/>
-      <w:r>
-        <w:rPr>
-          <w:rFonts w:ascii="Arial" w:eastAsia="Times New Roman" w:hAnsi="Arial" w:cs="Arial"/>
-          <w:color w:val="000000"/>
-          <w:sz w:val="22"/>
-          <w:szCs w:val="22"/>
-        </w:rPr>
-        <w:t xml:space="preserve"> activos en todo el sistema</w:t>
+        <w:t>Cobertura de Auditoría: 204 triggers activos en todo el sistema</w:t>
       </w:r>
     </w:p>
     <w:p>
@@ -3737,47 +3562,7 @@
           <w:sz w:val="22"/>
           <w:szCs w:val="22"/>
         </w:rPr>
-        <w:t xml:space="preserve">Validación de horarios (dentro de </w:t>
-      </w:r>
-      <w:proofErr w:type="spellStart"/>
-      <w:r>
-        <w:rPr>
-          <w:rFonts w:ascii="Arial" w:eastAsia="Times New Roman" w:hAnsi="Arial" w:cs="Arial"/>
-          <w:color w:val="000000"/>
-          <w:sz w:val="22"/>
-          <w:szCs w:val="22"/>
-        </w:rPr>
-        <w:t>fecha_inicio</w:t>
-      </w:r>
-      <w:proofErr w:type="spellEnd"/>
-      <w:r>
-        <w:rPr>
-          <w:rFonts w:ascii="Arial" w:eastAsia="Times New Roman" w:hAnsi="Arial" w:cs="Arial"/>
-          <w:color w:val="000000"/>
-          <w:sz w:val="22"/>
-          <w:szCs w:val="22"/>
-        </w:rPr>
-        <w:t xml:space="preserve"> y </w:t>
-      </w:r>
-      <w:proofErr w:type="spellStart"/>
-      <w:r>
-        <w:rPr>
-          <w:rFonts w:ascii="Arial" w:eastAsia="Times New Roman" w:hAnsi="Arial" w:cs="Arial"/>
-          <w:color w:val="000000"/>
-          <w:sz w:val="22"/>
-          <w:szCs w:val="22"/>
-        </w:rPr>
-        <w:t>fecha_fin</w:t>
-      </w:r>
-      <w:proofErr w:type="spellEnd"/>
-      <w:r>
-        <w:rPr>
-          <w:rFonts w:ascii="Arial" w:eastAsia="Times New Roman" w:hAnsi="Arial" w:cs="Arial"/>
-          <w:color w:val="000000"/>
-          <w:sz w:val="22"/>
-          <w:szCs w:val="22"/>
-        </w:rPr>
-        <w:t>)</w:t>
+        <w:t>Validación de horarios (dentro de fecha_inicio y fecha_fin)</w:t>
       </w:r>
     </w:p>
     <w:p>
@@ -3926,25 +3711,14 @@
           <w:szCs w:val="22"/>
         </w:rPr>
       </w:pPr>
-      <w:proofErr w:type="spellStart"/>
-      <w:r>
-        <w:rPr>
-          <w:rFonts w:ascii="Arial" w:eastAsia="Times New Roman" w:hAnsi="Arial" w:cs="Arial"/>
-          <w:color w:val="000000"/>
-          <w:sz w:val="22"/>
-          <w:szCs w:val="22"/>
-        </w:rPr>
-        <w:t>Timestamp</w:t>
-      </w:r>
-      <w:proofErr w:type="spellEnd"/>
-      <w:r>
-        <w:rPr>
-          <w:rFonts w:ascii="Arial" w:eastAsia="Times New Roman" w:hAnsi="Arial" w:cs="Arial"/>
-          <w:color w:val="000000"/>
-          <w:sz w:val="22"/>
-          <w:szCs w:val="22"/>
-        </w:rPr>
-        <w:t xml:space="preserve"> exacto de cada cambio</w:t>
+      <w:r>
+        <w:rPr>
+          <w:rFonts w:ascii="Arial" w:eastAsia="Times New Roman" w:hAnsi="Arial" w:cs="Arial"/>
+          <w:color w:val="000000"/>
+          <w:sz w:val="22"/>
+          <w:szCs w:val="22"/>
+        </w:rPr>
+        <w:t>Timestamp exacto de cada cambio</w:t>
       </w:r>
     </w:p>
     <w:p>
@@ -3996,67 +3770,7 @@
           <w:sz w:val="22"/>
           <w:szCs w:val="22"/>
         </w:rPr>
-        <w:t xml:space="preserve">IP </w:t>
-      </w:r>
-      <w:proofErr w:type="spellStart"/>
-      <w:r>
-        <w:rPr>
-          <w:rFonts w:ascii="Arial" w:eastAsia="Times New Roman" w:hAnsi="Arial" w:cs="Arial"/>
-          <w:color w:val="000000"/>
-          <w:sz w:val="22"/>
-          <w:szCs w:val="22"/>
-        </w:rPr>
-        <w:t>address</w:t>
-      </w:r>
-      <w:proofErr w:type="spellEnd"/>
-      <w:r>
-        <w:rPr>
-          <w:rFonts w:ascii="Arial" w:eastAsia="Times New Roman" w:hAnsi="Arial" w:cs="Arial"/>
-          <w:color w:val="000000"/>
-          <w:sz w:val="22"/>
-          <w:szCs w:val="22"/>
-        </w:rPr>
-        <w:t xml:space="preserve"> y </w:t>
-      </w:r>
-      <w:proofErr w:type="spellStart"/>
-      <w:r>
-        <w:rPr>
-          <w:rFonts w:ascii="Arial" w:eastAsia="Times New Roman" w:hAnsi="Arial" w:cs="Arial"/>
-          <w:color w:val="000000"/>
-          <w:sz w:val="22"/>
-          <w:szCs w:val="22"/>
-        </w:rPr>
-        <w:t>user</w:t>
-      </w:r>
-      <w:proofErr w:type="spellEnd"/>
-      <w:r>
-        <w:rPr>
-          <w:rFonts w:ascii="Arial" w:eastAsia="Times New Roman" w:hAnsi="Arial" w:cs="Arial"/>
-          <w:color w:val="000000"/>
-          <w:sz w:val="22"/>
-          <w:szCs w:val="22"/>
-        </w:rPr>
-        <w:t xml:space="preserve"> </w:t>
-      </w:r>
-      <w:proofErr w:type="spellStart"/>
-      <w:r>
-        <w:rPr>
-          <w:rFonts w:ascii="Arial" w:eastAsia="Times New Roman" w:hAnsi="Arial" w:cs="Arial"/>
-          <w:color w:val="000000"/>
-          <w:sz w:val="22"/>
-          <w:szCs w:val="22"/>
-        </w:rPr>
-        <w:t>agent</w:t>
-      </w:r>
-      <w:proofErr w:type="spellEnd"/>
-      <w:r>
-        <w:rPr>
-          <w:rFonts w:ascii="Arial" w:eastAsia="Times New Roman" w:hAnsi="Arial" w:cs="Arial"/>
-          <w:color w:val="000000"/>
-          <w:sz w:val="22"/>
-          <w:szCs w:val="22"/>
-        </w:rPr>
-        <w:t xml:space="preserve"> de pujas</w:t>
+        <w:t>IP address y user agent de pujas</w:t>
       </w:r>
     </w:p>
     <w:p>
@@ -4291,7 +4005,6 @@
           <w:szCs w:val="22"/>
         </w:rPr>
       </w:pPr>
-      <w:proofErr w:type="gramStart"/>
       <w:r>
         <w:rPr>
           <w:rStyle w:val="label1"/>
@@ -4300,18 +4013,7 @@
           <w:sz w:val="22"/>
           <w:szCs w:val="22"/>
         </w:rPr>
-        <w:t>Total</w:t>
-      </w:r>
-      <w:proofErr w:type="gramEnd"/>
-      <w:r>
-        <w:rPr>
-          <w:rStyle w:val="label1"/>
-          <w:rFonts w:ascii="Arial" w:eastAsia="Times New Roman" w:hAnsi="Arial" w:cs="Arial"/>
-          <w:color w:val="000000"/>
-          <w:sz w:val="22"/>
-          <w:szCs w:val="22"/>
-        </w:rPr>
-        <w:t xml:space="preserve"> de Ofertas Recibidas:</w:t>
+        <w:t>Total de Ofertas Recibidas:</w:t>
       </w:r>
       <w:r>
         <w:rPr>
@@ -4735,6 +4437,7 @@
         <w:rPr>
           <w:rFonts w:ascii="Arial" w:eastAsia="Times New Roman" w:hAnsi="Arial" w:cs="Arial"/>
         </w:rPr>
+        <w:lastRenderedPageBreak/>
         <w:t xml:space="preserve">7. </w:t>
       </w:r>
       <w:r>
@@ -5140,7 +4843,6 @@
           <w:szCs w:val="22"/>
           <w:highlight w:val="yellow"/>
         </w:rPr>
-        <w:lastRenderedPageBreak/>
         <w:t>Valor del Pago Inicial:</w:t>
       </w:r>
       <w:r>
@@ -6218,7 +5920,6 @@
           <w:szCs w:val="22"/>
         </w:rPr>
       </w:pPr>
-      <w:proofErr w:type="gramStart"/>
       <w:r>
         <w:rPr>
           <w:rStyle w:val="label1"/>
@@ -6228,19 +5929,7 @@
           <w:szCs w:val="22"/>
           <w:highlight w:val="yellow"/>
         </w:rPr>
-        <w:t>Valor Total a Pagar</w:t>
-      </w:r>
-      <w:proofErr w:type="gramEnd"/>
-      <w:r>
-        <w:rPr>
-          <w:rStyle w:val="label1"/>
-          <w:rFonts w:ascii="Arial" w:eastAsia="Times New Roman" w:hAnsi="Arial" w:cs="Arial"/>
-          <w:color w:val="000000"/>
-          <w:sz w:val="22"/>
-          <w:szCs w:val="22"/>
-          <w:highlight w:val="yellow"/>
-        </w:rPr>
-        <w:t>:</w:t>
+        <w:t>Valor Total a Pagar:</w:t>
       </w:r>
       <w:r>
         <w:rPr>
@@ -6375,6 +6064,7 @@
           <w:sz w:val="22"/>
           <w:szCs w:val="22"/>
         </w:rPr>
+        <w:lastRenderedPageBreak/>
         <w:t>##tabla_pujas##</w:t>
       </w:r>
     </w:p>
@@ -6578,7 +6268,6 @@
           <w:sz w:val="22"/>
           <w:szCs w:val="22"/>
         </w:rPr>
-        <w:lastRenderedPageBreak/>
         <w:t>Firma de promesa de compraventa</w:t>
       </w:r>
     </w:p>
@@ -6841,8 +6530,8 @@
       </w:r>
     </w:p>
     <w:sectPr>
-      <w:headerReference w:type="default" r:id="rId10"/>
-      <w:footerReference w:type="default" r:id="rId11"/>
+      <w:headerReference w:type="default" r:id="rId7"/>
+      <w:footerReference w:type="default" r:id="rId8"/>
       <w:pgSz w:w="12240" w:h="15840"/>
       <w:pgMar w:top="1417" w:right="1701" w:bottom="1417" w:left="1701" w:header="708" w:footer="708" w:gutter="0"/>
       <w:cols w:space="708"/>
@@ -6907,31 +6596,7 @@
         <w:sz w:val="18"/>
         <w:szCs w:val="18"/>
       </w:rPr>
-      <w:t xml:space="preserve">Este documento es generado con información recopilada a través de nuestro software de subastas electrónicas </w:t>
-    </w:r>
-    <w:proofErr w:type="spellStart"/>
-    <w:r>
-      <w:rPr>
-        <w:rFonts w:ascii="Calibri" w:eastAsia="Times New Roman" w:hAnsi="Calibri" w:cs="Calibri"/>
-        <w:i/>
-        <w:iCs/>
-        <w:color w:val="000000"/>
-        <w:sz w:val="18"/>
-        <w:szCs w:val="18"/>
-      </w:rPr>
-      <w:t>ActiBID</w:t>
-    </w:r>
-    <w:proofErr w:type="spellEnd"/>
-    <w:r>
-      <w:rPr>
-        <w:rFonts w:ascii="Calibri" w:eastAsia="Times New Roman" w:hAnsi="Calibri" w:cs="Calibri"/>
-        <w:i/>
-        <w:iCs/>
-        <w:color w:val="000000"/>
-        <w:sz w:val="18"/>
-        <w:szCs w:val="18"/>
-      </w:rPr>
-      <w:t xml:space="preserve"> de Activos por Colombia S.A.S. y tiene validez como soporte de la operación realizada.</w:t>
+      <w:t>Este documento es generado con información recopilada a través de nuestro software de subastas electrónicas ActiBID de Activos por Colombia S.A.S. y tiene validez como soporte de la operación realizada.</w:t>
     </w:r>
     <w:r>
       <w:rPr>
@@ -7294,7 +6959,7 @@
             </wp:anchor>
           </w:drawing>
         </mc:Choice>
-        <mc:Fallback xmlns:pic="http://schemas.openxmlformats.org/drawingml/2006/picture" xmlns:a="http://schemas.openxmlformats.org/drawingml/2006/main">
+        <mc:Fallback xmlns:a="http://schemas.openxmlformats.org/drawingml/2006/main" xmlns:pic="http://schemas.openxmlformats.org/drawingml/2006/picture">
           <w:pict w14:anchorId="5910BE37">
             <v:group id="Grupo 214090610" style="position:absolute;margin-left:40.1pt;margin-top:-3.45pt;width:535.9pt;height:48.4pt;z-index:251659264;mso-position-horizontal-relative:page;mso-width-relative:margin;mso-height-relative:margin" coordsize="79643,7200" o:spid="_x0000_s1026" w14:anchorId="45CE9D20" o:gfxdata="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">
               <v:shapetype id="_x0000_t75" coordsize="21600,21600" filled="f" stroked="f" o:spt="75" o:preferrelative="t" path="m@4@5l@4@11@9@11@9@5xe">
